--- a/example_articles/countries/United Kingdom/6.countries_United Kingdom_Other_publisher.docx
+++ b/example_articles/countries/United Kingdom/6.countries_United Kingdom_Other_publisher.docx
@@ -29,17 +29,17 @@
     </w:p>
     <w:p>
       <w:r>
-        <w:t>Source File: Other publishers/Files (500) (25).DOCX</w:t>
+        <w:t>Source file: Other publishers/Files (500) (25).DOCX</w:t>
       </w:r>
     </w:p>
     <w:p>
       <w:r>
-        <w:t>Raw locations result: ['United Kingdom']</w:t>
+        <w:t>Raw locations result, 'locations': ['United Kingdom']</w:t>
       </w:r>
     </w:p>
     <w:p>
       <w:r>
-        <w:t>countries_stand_flat (Standardized): United Kingdom</w:t>
+        <w:t>Standardized locations result, 'countries_stand_flat': United Kingdom</w:t>
       </w:r>
     </w:p>
     <w:p>

--- a/example_articles/countries/United Kingdom/6.countries_United Kingdom_Other_publisher.docx
+++ b/example_articles/countries/United Kingdom/6.countries_United Kingdom_Other_publisher.docx
@@ -7,9 +7,7 @@
         <w:pStyle w:val="Heading1"/>
       </w:pPr>
       <w:r>
-        <w:t>Fedo's mixed legacy;</w:t>
-        <w:br/>
-        <w:t xml:space="preserve"> Ex-Duluth mayor improved city, but alienated many residents</w:t>
+        <w:t>Brazen Kenneth Branagh // Following in the footsteps of film masters</w:t>
       </w:r>
     </w:p>
     <w:p>
@@ -19,17 +17,17 @@
     </w:p>
     <w:p>
       <w:r>
-        <w:t>Date: 1992-05-10</w:t>
+        <w:t>Date: 1991-08-22</w:t>
       </w:r>
     </w:p>
     <w:p>
       <w:r>
-        <w:t>Section: News; Pg. 1A</w:t>
+        <w:t>Section: LIFE; Pg. 1D</w:t>
       </w:r>
     </w:p>
     <w:p>
       <w:r>
-        <w:t>Source file: Other publishers/Files (500) (25).DOCX</w:t>
+        <w:t>Source file: Other publishers/Files (500) (18).DOCX</w:t>
       </w:r>
     </w:p>
     <w:p>
@@ -51,131 +49,25 @@
     </w:p>
     <w:p>
       <w:r>
-        <w:t>Walk the streets of Duluth and you see John Fedo's legacy: the brick pavement, twinkling lights and cascading fountains; the transformed waterfront, the expanded medical centers, the high-tech paper mill.</w:t>
+        <w:t>In his movie of Shakespeare's Henry V, Kenneth Branagh triumphed amid comparisons to actor Laurence Olivier. Now, he's trying to trump director Alfred Hitchcock.</w:t>
         <w:br/>
-        <w:t xml:space="preserve"> One can quibble about who should share the credit, but no one can deny that all of this happened during Fedo's 12 years as mayor. He steered Duluth through a crippling depression in the iron ore industry. He helped engineer public-private partnerships that translated into jobs. Duluth's ability to get millions of dollars in state funds for development was the envy of other cities.</w:t>
+        <w:t>Branagh's Dead Again, opening Friday, is a whodunit in the style of Spellbound and Notorious. He even filmed parts in black and white. As if it's not enough to act and direct, Branagh plays two roles, a private eye and an opera composer.</w:t>
         <w:br/>
-        <w:t xml:space="preserve"> Fedo helped restore the city's pride.</w:t>
+        <w:t>Who, you might wonder, does he think he is?</w:t>
         <w:br/>
-        <w:t>But in the months since he left the mayor's office, new questions have surfaced regarding another visible legacy of John Fedo.</w:t>
+        <w:t>Such questions don't occur to Branagh, whose working-class Belfast upbringing gave him an Irish-romantic tendency to defy the odds for what he believes in. And it has worked so far: At 30, he's acted in the Royal Shakespeare Company, founded the Renaissance Theatre Company and had two Oscar nominations for Henry V.</w:t>
         <w:br/>
-        <w:t xml:space="preserve"> How could a man who cared about Duluth walk off with $ 32,000 in city money by using a little-known vacation benefit? How could he strip his offices of valuable objects given to Duluth by sister-city delegations from Sweden, Russia and Japan? How could he have allowed the city's reserve and insurance funds to drop to precariously low levels, leaving the city financially unstable?</w:t>
+        <w:t>In Dead Again, it's no accident he's competing with the masters in their own genre: He re-screened the Hitchcock classics he grew up with to prepare for the film.</w:t>
         <w:br/>
-        <w:t xml:space="preserve"> Could this be the same man who appeared to have worked so hard for Duluth?</w:t>
+        <w:t>''I was delighted to see that their plots are preposterous, and how big they are,'' he says. ''From the very beginning, they said, 'Film! Roller coaster! Forget realism! And Dead Again had all the classic ingredients: the creepy house, the woman with no memory, the mysterious hypnotist.'' …</w:t>
         <w:br/>
-        <w:t xml:space="preserve"> An in-depth review of Fedo's career as mayor reveals that such contradictions are a consistent theme in his public life story.</w:t>
+        <w:t>Advance word from critics is mixed, perhaps because of the credulity- straining new age overtones: It concerns two people solving a murder in their previous lives. Branagh doesn't exactly disbelieve reincarnation, but he refused to be regressed into his past lives for the sake of research. ''I was too scared,'' he says.</w:t>
         <w:br/>
-        <w:t xml:space="preserve"> Indeed, at the same time Fedo was lobbying for state money to build a convention center and examining creative ways to spend federal highway funds in the city, he was using his position to get personal loans and gifts. The money came from Duluth's wealthiest businessmen, and from city employees of moderate means. Sometimes it came with strings attached. Sometimes he cut the strings.</w:t>
+        <w:t>With the credibility gained from Henry V, Branagh had no problem hiring several fine actors for Dead Again, including Robin Williams as a psychotherapist.</w:t>
         <w:br/>
-        <w:t xml:space="preserve"> At the same time he was touting the city's fiscal management, Fedo had monthly expenses that exceeded his gross income, was $ 1,043 in arrears on his city water and gas bill and had defaulted on a business loan.</w:t>
+        <w:t>''He's unbilled and wanted to be. It's a surprise to the audience, so they wouldn't miss a lot of the plot waiting for him,'' Branagh says. ''He steals the picture, which I find very annoying, but I'll forgive him.''</w:t>
         <w:br/>
-        <w:t xml:space="preserve"> At the same time Duluth was regaining its economic balance, Fedo was upsetting City Hall's. Critics of the mayor were fired, and allies were promoted to replace them. The strong-mayor form of government was pushed to the limits, in effect shutting the part-time City Council out of city operations.</w:t>
-        <w:br/>
-        <w:t xml:space="preserve"> "We weren't allowed to ask questions of city employees," said Council President Yvonne Prettner, a psychologist. "If we called up an employee directly, the administration told us we were violating the city charter. The only information we received had been censored by the administration."</w:t>
-        <w:br/>
-        <w:t xml:space="preserve"> Throughout Fedo's 12 years in office, there were allegations and denials of unethical conduct. There were investigations, a criminal trial and an acquittal. Fedo said the probes were personal vendettas or political attacks.</w:t>
-        <w:br/>
-        <w:t xml:space="preserve"> Despite the assaults, he managed to maintain power until November, when voters turned him out of office in favor of self-proclaimed clean-government candidate Gary Doty. It was telling that Doty's chief financial contributor was a former Fedo benefactor, Al Amatuzio, who turned on the mayor after a falling-out.</w:t>
-        <w:br/>
-        <w:t xml:space="preserve"> "The majority of people who worked to unseat John Fedo were originally people that had been allies of him and had worked on his campaigns," said Lance Reasor, a former hotel manager who campaigned against Fedo in 1987.</w:t>
-        <w:br/>
-        <w:t xml:space="preserve"> Fedo now works 70 miles away as Hibbing's city administrator. He has kept his home in Duluth, and he keeps his silence to reporters about his financial dealings. He declined to be interviewed for this article.</w:t>
-        <w:br/>
-        <w:t xml:space="preserve"> John Arthur Fedo was the first of five children born in a western Duluth neighborhood to young, working-class parents. Eventually they divorced, and John spent his teen years with his mother in Mankato, Minn.</w:t>
-        <w:br/>
-        <w:t xml:space="preserve"> Fedo returned to Duluth after high school, working at the steel mill and attending the University of Minnesota-Duluth at night. He married Catherine Kron in 1970. They had four children.</w:t>
-        <w:br/>
-        <w:t xml:space="preserve"> The steel mill went down, giving Fedo his first lesson in the impact of mass joblessness on a community. He quit UMD and took over a gas station. He later would say he hadn't given much thought to politics in his early life. But he'd held a fascination with history, especially war history, and with those who held powerful places in history, such as John Kennedy, for whom he had passed out campaign literature at age 10.</w:t>
-        <w:br/>
-        <w:t xml:space="preserve"> In 1973, at age 22, Fedo entered politics with axle grease under his fingernails. He led a revolt by gas dealers against efforts by Clark Oil and Refinery Corp. to take its stations away from independent operators. When the company's men showed up at his door, he locked them out. He parlayed that reputation as a working-class scrapper into a political career.</w:t>
-        <w:br/>
-        <w:t xml:space="preserve"> "He appeared for his first newspaper portrait at age 23, dressed in a polka-dot, button-down shirt and no tie," according to a Duluth News-Tribune profile of Fedo in 1988. "His first fund-raiser attracted about 25 people. And his first statement as a candidate was peppered with the phrase "I shall . . . "</w:t>
-        <w:br/>
-        <w:t xml:space="preserve"> After a failed run for the Legislature, Fedo won a seat on the part-time Duluth City Council in 1975, after promising to work for more jobs and the revitalization of downtown. His easy charm at the podium, his refusal to bow to the rich and powerful, his surefootedness in political battle all made him the favorite son of the working class. Meanwhile, he worked as a car salesman and started his own car-cleaning business.</w:t>
-        <w:br/>
-        <w:t xml:space="preserve"> In 1979 he shocked the Duluth power structure by getting more votes than Mayor Bob Beaudin in the mayoral primary. He went on to defeat Ben Boo 18,605-14,726 in the general election. John Fedo had arrived.</w:t>
-        <w:br/>
-        <w:t>Fedo's salary was about $ 38,000 when he took office, and by 1991 it had risen to more than $ 62,000. Apparently it was never enough.</w:t>
-        <w:br/>
-        <w:t xml:space="preserve"> Fedo repeatedly asked employees for loans and accepted gifts, loans or credit from wealthy Duluthians who did business with the city. During his years as mayor, more than $ 350,000 was passed to Fedo this way, according to state and federal investigative documents collected for his 1988 indictment on swindling charges.</w:t>
-        <w:br/>
-        <w:t xml:space="preserve"> "One time, just before payday, he asked me for a hundred dollars," Fedo's former administrative assistant, Richard Ives, told investigators. "So I wrote him a check for a hundred. And he cashed it and . . . I kept waiting for him to pay me back. Finally I brought it up. He told me to forget it. . . . He never paid me back. He was kind of notorious for borrowing 10, 15, 20 bucks from people around City Hall."</w:t>
-        <w:br/>
-        <w:t xml:space="preserve"> Sometimes it was much more. According to court records, the city's Equal Employment Opportunity officer, Odie Powell, loaned Fedo $ 2,700 after the mayor's administrative assistant, Kjell Rodne, told Powell that Fedo was having trouble paying his income taxes. "It didn't look right to me for the mayor to be owing money for taxes," Powell said.</w:t>
-        <w:br/>
-        <w:t xml:space="preserve"> In summer 1983, the leader of Duluth's largest public employees union, John Owen Erickson, was found guilty of coercing more than $ 5,000 from Frank Mainella, a city Water and Gas Department foreman. Mainella told a reporter he had made several payments, including a $ 2,000 payment that Erickson demanded to help John Fedo pay a campaign debt.</w:t>
-        <w:br/>
-        <w:t xml:space="preserve"> Fedo denied any connection to Erickson's activities. But a 1987 interview Erickson gave to state and federal agents raises doubt about that denial.</w:t>
-        <w:br/>
-        <w:t xml:space="preserve"> According to documents filed by the agents, Erickson said Fedo and city department head Ted Griak came to his office in 1980 or 1981 and asked him to raise $ 10,000 to pay a campaign debt. Erickson told agents he took the job because he wanted to become part of Fedo's inner circle. Erickson has refused to discuss the Mainella case, but he confirmed to the agents that he got part of the money by persuading another city employee, Donald Paaso, to loan Fedo $ 4,500. He told agents that Paaso was concerned at the time that his son, a city bookmobile driver, would be laid off.</w:t>
-        <w:br/>
-        <w:t xml:space="preserve"> "They talked, and Fedo discussed what he needed," Erickson was quoted as saying to the agents. "Paaso was going to loan Fedo $ 4,500 cash and Keith Paaso was going to keep on working."</w:t>
-        <w:br/>
-        <w:t xml:space="preserve"> Erickson told the agents he watched Donald Paaso dump a clump of bills out of his coat. Eventually, Keith Paaso was laid off anyway.</w:t>
-        <w:br/>
-        <w:t xml:space="preserve"> Fedo has acknowledged accepting some loans and gifts from wealthy Duluthians who also had business with the city, but he has denied giving favors in return. Parts of the record support him on this point. In fact, Fedo's two largest benefactors have at one time or another accused Fedo of double-crossing them.</w:t>
-        <w:br/>
-        <w:t xml:space="preserve"> From 1981 to 1986, Fedo received $ 145,000 in bank loans guaranteed by industrialist Jeno Paulucci, during a time when Fedo had trouble getting loans because of poor credit. One loan was a mortgage on a large house in eastern Duluth that Fedo bought from Paulucci.</w:t>
-        <w:br/>
-        <w:t xml:space="preserve"> The seven-bedroom house had been on the market for two years, first for $ 99,000 and then for $ 110,000. Paulucci has said Fedo paid $ 60,000.</w:t>
-        <w:br/>
-        <w:t xml:space="preserve"> Fedo said he got a good deal because the house needed a lot of work. At the time, the city was negotiating to buy Paulucci's former Chun King building. Fedo denied allegations of conflict of interest.</w:t>
-        <w:br/>
-        <w:t xml:space="preserve"> Those negotiations soon broke down and so did the Paulucci-Fedo relationship. Paulucci said his building was worth $ 16 million; the city offered less than $ 500,000. When Paulucci refused the offer, the city condemned the property, and then Paulucci sued.</w:t>
-        <w:br/>
-        <w:t xml:space="preserve"> He and Fedo remained public enemies until 1990, when they appeared together at a news conference to announce city backing of Paulucci's newest venture, a frozen-foods plant.</w:t>
-        <w:br/>
-        <w:t xml:space="preserve"> Duluth millionaire Al Amatuzio gave and lent Fedo more than $ 75,000 during his time as mayor. Amatuzio has acknowledged that he or his family asked Fedo for favors during this time.</w:t>
-        <w:br/>
-        <w:t xml:space="preserve"> Amatuzio complained that Fedo rejected the use of his company's motor oil, Amsoil, for the city fleet, despite a test of the oil showing superior results in city vehicles. Amatuzio also complained that Fedo refused to help Amatuzio's brother, Richard, get the city to vacate an easement on land adjacent to his property.</w:t>
-        <w:br/>
-        <w:t xml:space="preserve"> Al Amatuzio disclosed in January that he became so angry that he bankrolled Gary Doty's successful campaign to unseat Fedo.</w:t>
-        <w:br/>
-        <w:t xml:space="preserve"> "He's crossed-up a lot of people," Amatuzio said.</w:t>
-        <w:br/>
-        <w:t xml:space="preserve"> In 1983, Fedo beat back the first attempt to unseat him. He defeated Shirley Swain by 1,206 votes.</w:t>
-        <w:br/>
-        <w:t xml:space="preserve"> The day before the election, with polls putting Swain nearly 10 percent ahead of Fedo, thousands of fliers appeared on Duluth doorsteps that identified Swain as pro-abortion. (She describes herself as pro-choice.) Fedo was identified as antiabortion. Swain said she had no doubt that Fedo's camp was responsible, and that it cost her the election.</w:t>
-        <w:br/>
-        <w:t xml:space="preserve"> Fedo's second term contained watershed years both in public and private life. Major city projects were coming to fruition, but things were unraveling at home for Fedo. He and Cathy separated, and eventually divorced, after about 14 years of marriage.</w:t>
-        <w:br/>
-        <w:t xml:space="preserve"> Fedo spent a lot of time during 1984 and 1985 lobbying for Duluth proposals at the State Capitol in St. Paul. Witnesses later told investigators that part of that time was spent courting Lory Cossi, a secretary for Gov. Rudy Perpich. The two were married in June 1985.</w:t>
-        <w:br/>
-        <w:t xml:space="preserve"> More people were beginning to look askance at Fedo's conduct.</w:t>
-        <w:br/>
-        <w:t xml:space="preserve"> Former administrative assistant Richard Ives told investigators that his "psychological break" with Fedo came when Fedo asked him to write a $ 400 check from city funds for the rent at Cossi's Twin Cities apartment. Fedo said he was staying there while working on city business.</w:t>
-        <w:br/>
-        <w:t xml:space="preserve"> "I decided that he was, in my personal opinion, an unethical person and I didn't want to be a part of it anymore," Ives is quoted as saying.</w:t>
-        <w:br/>
-        <w:t xml:space="preserve"> By the time Fedo ran for a third term, some saw him as vulnerable.</w:t>
-        <w:br/>
-        <w:t xml:space="preserve"> Fedo's challenger in the 1987 election was Marsha Kelly, a public relations consultant who had worked on Fedo's 1983 campaign. One of her supporters revealed that Fedo had solicited $ 13,500 cash from three Duluth businessmen during his lobbying efforts for the convention center - an allegation that led to the most serious criminal charges against him.</w:t>
-        <w:br/>
-        <w:t xml:space="preserve"> Many thought Kelly had a chance to beat Fedo if not for an odd development two weeks before the election. Shirley Swain, Fedo's 1983 challenger, entered as a write-in candidate, saying that negative campaigning was giving Duluth a black eye nationwide. She got 14 percent of the vote. Kelly got 35 percent; Fedo got 47 percent. Swain's critics said she split the anti-Fedo vote. Swain contends she took votes away from Fedo.</w:t>
-        <w:br/>
-        <w:t xml:space="preserve"> Twice during the 1980s, Fedo was investigated for misuse of public money. The first investigation, in 1985 by then-State Auditor Arne Carlson, probed allegations that Fedo was double-billing the city for meals and cheating on his expense account. He was cleared after producing a list of his dinner partners for the dates in question. Carlson later said his office should have asked for more documentation.</w:t>
-        <w:br/>
-        <w:t xml:space="preserve"> A second probe, by the Minnesota Bureau of Criminal Apprehension and the FBI, led to a 1988 indictment on charges that he swindled $ 13,500 from three businessmen, lied to the state auditor and stole city money through his expense account.</w:t>
-        <w:br/>
-        <w:t xml:space="preserve"> Prosecutors had assembled an eight-year history of financial trouble to support the charges and had hoped to use it to establish a pattern of questionable conduct and a motive for the alleged crimes. But that evidence was ruled too far removed in time from the incidents charge in the indictment, in a ruling considered crucial for Fedo's defense. He was acquitted on all counts.</w:t>
-        <w:br/>
-        <w:t xml:space="preserve"> Also in 1988, several city councilors tried to have Fedo investigated for an alleged criminal conflict of interest and considered trying to remove him from office.</w:t>
-        <w:br/>
-        <w:t xml:space="preserve"> The incident involved a 1985 mayor's conference in Alaska. According to a state and federal investigative report, Louis Kemp, president of Kemp Foods in Duluth and Kemp Pacific Fisheries in Alaska, paid $ 4,083 in expenses Fedo ran up while attending the conference, which he combined with his wedding trip. At the time, Kemp's business was seeking thousands of dollars in incentives from the city in exchange for building a fish-processing plant in Duluth. Eventually, Kemp's company received $ 650,000 in grants and loans administered by the city.</w:t>
-        <w:br/>
-        <w:t xml:space="preserve"> The effort was abandoned after the council was advised that it might not have the authority to investigate Fedo, and that the statute of limitations probably had expired.</w:t>
-        <w:br/>
-        <w:t xml:space="preserve"> "He wore us down over the years," said Councilor Cynthia Albright. "In the long run, his magic worked because people felt they would be held accountable for all their negative votes against the administration."</w:t>
-        <w:br/>
-        <w:t xml:space="preserve"> Walk the streets of Duluth and you see John Fedo's legacy. Look through newspapers and other documents, and investigative and court files from his time as mayor and you see another one. How do they reconcile? Which one matters?</w:t>
-        <w:br/>
-        <w:t xml:space="preserve"> In Duluth, the answers vary.</w:t>
-        <w:br/>
-        <w:t xml:space="preserve"> "A mayor's major job is running the city, and his focus never strayed from trying to make the city a better place," said longtime Duluth businessman Robert S. Mars, chairman of the W.P. &amp; R.S. Mars Co. and chairman of the Duluth Economic Development Authority. "There's no question his aggressiveness sometimes irritated and embarrassed people, but that same aggressive posture made for some very dramatic changes in this city."</w:t>
-        <w:br/>
-        <w:t xml:space="preserve"> Meg Bye, a former Duluth City Council member who now directs the Arrowhead Food Bank and does occasional political commentary, gave this view: "He paid attention only to things on the surface. Meanwhile, the city's infrastructure was being ignored, good employees were being fired and the city's treasury was being misused. We were left with bad morale and a town divided. . . .</w:t>
-        <w:br/>
-        <w:t xml:space="preserve"> "People who say the ends justify the means completely forget that the means are what the democratic process is all about. It's about truth, about how you make decisions and spend money, and how you conduct yourself. Yes, integrity does matter, because if you don't have that, nothing you achieve means anything."</w:t>
+        <w:t>Branagh's next film takes him back to England and Shakespeare: Much Ado About Nothing. ''Hollywood is a fascinating place,'' he says, ''that retains its fascination because I can leave.''</w:t>
         <w:br/>
         <w:br/>
         <w:t>Graphic</w:t>
@@ -183,7 +75,11 @@
         <w:br/>
         <w:t xml:space="preserve"> </w:t>
         <w:br/>
-        <w:t>Photograph</w:t>
+        <w:t>PHOTO; color, Rob Brown, USA TODAY</w:t>
+        <w:br/>
+        <w:t xml:space="preserve"> </w:t>
+        <w:br/>
+        <w:t>CUTLINE: BRANAGH ON THE MOVE: He and wife Emma Thompson play dual roles in 'Dead Again,' a Hitchcockian story of two people solving a murder in their previous lives. It opens Friday.</w:t>
       </w:r>
     </w:p>
     <w:sectPr>

--- a/example_articles/countries/United Kingdom/6.countries_United Kingdom_Other_publisher.docx
+++ b/example_articles/countries/United Kingdom/6.countries_United Kingdom_Other_publisher.docx
@@ -7,7 +7,7 @@
         <w:pStyle w:val="Heading1"/>
       </w:pPr>
       <w:r>
-        <w:t>Brazen Kenneth Branagh // Following in the footsteps of film masters</w:t>
+        <w:t>Transgender promoter gets back in the game; Maloney hopes to find acceptance in boxing world</w:t>
       </w:r>
     </w:p>
     <w:p>
@@ -17,17 +17,17 @@
     </w:p>
     <w:p>
       <w:r>
-        <w:t>Date: 1991-08-22</w:t>
+        <w:t>Date: 2015-09-15</w:t>
       </w:r>
     </w:p>
     <w:p>
       <w:r>
-        <w:t>Section: LIFE; Pg. 1D</w:t>
+        <w:t>Section: SPORTS; Pg. 1C</w:t>
       </w:r>
     </w:p>
     <w:p>
       <w:r>
-        <w:t>Source file: Other publishers/Files (500) (18).DOCX</w:t>
+        <w:t>Source file: Other publishers/Files (500) (17).DOCX</w:t>
       </w:r>
     </w:p>
     <w:p>
@@ -49,25 +49,135 @@
     </w:p>
     <w:p>
       <w:r>
-        <w:t>In his movie of Shakespeare's Henry V, Kenneth Branagh triumphed amid comparisons to actor Laurence Olivier. Now, he's trying to trump director Alfred Hitchcock.</w:t>
+        <w:t>America might have been ready for Bruce Jenner to become Caitlyn, accompanied by a flurry of tabloid breathlessness, a moving ESPYs speech, a sexualized photo shoot and, of course, a reality TV show. But is the most male and macho of sporting disciplines,  boxing, prepared for a transgender figure of prominence?</w:t>
         <w:br/>
-        <w:t>Branagh's Dead Again, opening Friday, is a whodunit in the style of Spellbound and Notorious. He even filmed parts in black and white. As if it's not enough to act and direct, Branagh plays two roles, a private eye and an opera composer.</w:t>
+        <w:t>Kellie Maloney is ready to find out.</w:t>
         <w:br/>
-        <w:t>Who, you might wonder, does he think he is?</w:t>
+        <w:t>Maloney, 62, formerly was Frank Maloney, an outrageous British promoter who helped guide Lennox Lewis to the undisputed world heavyweight championship.</w:t>
         <w:br/>
-        <w:t>Such questions don't occur to Branagh, whose working-class Belfast upbringing gave him an Irish-romantic tendency to defy the odds for what he believes in. And it has worked so far: At 30, he's acted in the Royal Shakespeare Company, founded the Renaissance Theatre Company and had two Oscar nominations for Henry V.</w:t>
+        <w:t>Standing 5-3 and often clad in a British flag designer suit, Maloney was an unlikely yet perfect sidekick to aloof Lewis and an equally well-suited rival to promoter Don King, who christened Maloney the "pugilistic pygmy" and a "mental midget."</w:t>
         <w:br/>
-        <w:t>In Dead Again, it's no accident he's competing with the masters in their own genre: He re-screened the Hitchcock classics he grew up with to prepare for the film.</w:t>
+        <w:t>When Maloney decided two years ago to begin the process toward  gender reassignment and publicly identify as a woman, she thought it would be the end of her boxing career.</w:t>
         <w:br/>
-        <w:t>''I was delighted to see that their plots are preposterous, and how big they are,'' he says. ''From the very beginning, they said, 'Film! Roller coaster! Forget realism! And Dead Again had all the classic ingredients: the creepy house, the woman with no memory, the mysterious hypnotist.'' …</w:t>
+        <w:t>Yet somewhere along a tortured path that involved a Christmas Day suicide attempt, 23 surgical procedures including one that left Maloney in a four-day coma, a surprise plea from an enlightened young boxer and current celebrity status as Britain's "Caitlyn," a reality set in. For all Frank Maloney accomplished, Kellie Maloney has her own dreams wrapped up in the spit, sawdust and showbiz that is boxing and is ready to get after them.</w:t>
         <w:br/>
-        <w:t>Advance word from critics is mixed, perhaps because of the credulity- straining new age overtones: It concerns two people solving a murder in their previous lives. Branagh doesn't exactly disbelieve reincarnation, but he refused to be regressed into his past lives for the sake of research. ''I was too scared,'' he says.</w:t>
+        <w:t>"Everything is new when you become a woman," Maloney told USA TODAY Sports as she sipped wine on the terrace of her Portuguese villa and petted her  docile Airedale terriers, Louie and Winnie. "You learn to sit differently, cross your legs differently, stand up differently, eat and chew differently. I'm loving this. I'm now the person I needed to be. But change is part of it, every day."</w:t>
         <w:br/>
-        <w:t>With the credibility gained from Henry V, Branagh had no problem hiring several fine actors for Dead Again, including Robin Williams as a psychotherapist.</w:t>
+        <w:t>Professionally, she also is in untested waters, fearful of abuse and rejection but refusing to be shooed away by it. The unbridled cruelty of social media assailants aside, Maloney has generally enjoyed support and got a good-natured response when she recently ventured to a small  British boxing show.</w:t>
         <w:br/>
-        <w:t>''He's unbilled and wanted to be. It's a surprise to the audience, so they wouldn't miss a lot of the plot waiting for him,'' Branagh says. ''He steals the picture, which I find very annoying, but I'll forgive him.''</w:t>
+        <w:t>"I want to get back into boxing for me," she said. "Just to show that I can. To get that sense of achievement again. It is scary, but it is exciting. I am not afraid of failing, because I don't think I will. What I don't want is rejection, being seen as a freak or a pervert or a weirdo."</w:t>
         <w:br/>
-        <w:t>Branagh's next film takes him back to England and Shakespeare: Much Ado About Nothing. ''Hollywood is a fascinating place,'' he says, ''that retains its fascination because I can leave.''</w:t>
+        <w:t>'Frank was losing battle'</w:t>
+        <w:br/>
+        <w:t>Maloney's second home cosies up to the hills above the coastal resorts of the Algarve, Portugal's southern sunshine haven, and is found via a  maze of angular streets and pathways.</w:t>
+        <w:br/>
+        <w:t>It was amid these breathtaking surrounds where Frank Maloney hid from the world and wrestled with his identity, and where Kellie Maloney was  born.</w:t>
+        <w:br/>
+        <w:t>Even when Lewis ruled the heavyweight class in the late 1990s, Maloney  would sneak out of training camps in the Pocono mountains and visit a sex shop to buy transgender magazines, bypassing the pornographic material in search of articles that shed  light on gender dysphoria.</w:t>
+        <w:br/>
+        <w:t>In Las Vegas, Maloney would buy women's clothes, then discard them. In New York, there were visits to Miss Vera's Finishing School For Boys Who Want To Be Girls, a center for the transgender community. Into  Maloney's late 40s, the feelings of identifying as female were gaining in strength and clarity.</w:t>
+        <w:br/>
+        <w:t>"Frank was losing the battle," Maloney said. "Kellie was taking over."</w:t>
+        <w:br/>
+        <w:t>The pain of living a  lie was permanent, and it only served to further spike Maloney's  irascible nature.</w:t>
+        <w:br/>
+        <w:t>"I knew Frank for a long time, but he never struck me as a person who was comfortable or content with himself," boxing promoter Kathy Duva said. "I could never put my finger on it, but now we know why."</w:t>
+        <w:br/>
+        <w:t>Maloney began to privately live as a woman in 2011, taking a second home where she kept clothing and secretly ventured into public spaces. It allowed her to gain confidence, but it wasn't as simple as that.</w:t>
+        <w:br/>
+        <w:t>On Christmas Day 2012, Maloney became locked in a heated argument with then-wife Tracey, drank heavily and retreated to a bathroom and downed whatever pills came to hand. Later, after telling Tracey and their three daughters he was going for a walk, Maloney collapsed in the street, a bleak experience Kellie describes as the tipping point in her gender reassignment decision.</w:t>
+        <w:br/>
+        <w:t>Early in 2013, Maloney started hormone therapy, followed by surgery later in the year. In all, she had four operations, including the 23 surgical procedures, one of which left her in a coma because of difficulties in stemming bleeding during a facial procedure.</w:t>
+        <w:br/>
+        <w:t>In August 2014, with the British tabloids threatening to out her, Maloney went public, and seven months later she completed her gender reassignment.</w:t>
+        <w:br/>
+        <w:t>"It was very up and down at first, very emotional, and there was a lot to try to understand and accept," said Maloney's eldest daughter, 39-year-old Emma Young. "There are still times when it is a challenge, when I think it would have all been easier if my dad was a (postal worker) or something and not well known and we could have gone through all this in private. But our relationship is definitely stronger and closer now."</w:t>
+        <w:br/>
+        <w:t>Maloney met Duva on a recent trip to New York and was encouraged to join the small but determined group of women working in American boxing. She agreed with Duva's assessment of her former self.</w:t>
+        <w:br/>
+        <w:t>"I don't like to talk about myself in the third person, that's for boxers," Maloney said with a chuckle. "But Kellie is calmer than Frank. Frank was an annoying little bastard."</w:t>
+        <w:br/>
+        <w:t>Flamboyant history</w:t>
+        <w:br/>
+        <w:t>Back in the day, betting against Frank Maloney was no wise move. As a largely unknown London promoter, he took on Olympic champion Lewis after the fighter's gold medal performance in the 1988 Seoul Games, and life thereafter changed forever.</w:t>
+        <w:br/>
+        <w:t>Maloney took private jets, got the best tables at the finest eateries and was often seen ringside, a frenetic hive of activity accompanied by a playboy image that Maloney fostered to hide the pain of being a "woman trapped inside a man's body." Since childhood, Maloney had "felt different" and says she realized as a teenager she belonged as a woman when reading an article about transsexual model April Ashley.</w:t>
+        <w:br/>
+        <w:t>Finding the solution took nearly 50 years.</w:t>
+        <w:br/>
+        <w:t>"Frank is dead, and Kellie is reborn," Maloney said. "I'm proud of what Frank achieved, but the more I live like this it feels like it happened to someone else."</w:t>
+        <w:br/>
+        <w:t>Frank Maloney's tempestuous nature and flair for publicity often led to hilarious results. Maloney was so incensed when Lewis' first fight with Evander Holyfield ended in a draw -- a decision most thought was unfairly generous to the American -- Maloney urged the British government to break off diplomatic relations with the United States.</w:t>
+        <w:br/>
+        <w:t>There were madcap adventures, raucous nights out, parties galore. Things will be a little more low-key when Kellie comes back to do business in America.</w:t>
+        <w:br/>
+        <w:t>Modern American boxing is ruled by some giant forces; the HBO and Showtime networks control the purse strings; and the sport's managerial guru, Al Haymon, seems to have his hand in everything.</w:t>
+        <w:br/>
+        <w:t>"That's all true," Maloney said. "But if you find the right fighter, you get your chance. I did that before. I can do it again."</w:t>
+        <w:br/>
+        <w:t>Maloney promotes three fighters, all British-based, including Tony Jones, a light welterweight with a 2-0  record. Last year, Jones decided he wanted Maloney to guide his career and made repeated pleas via social media, email and telephone.</w:t>
+        <w:br/>
+        <w:t>Maloney was set on retirement, so in a final attempt, Jones drove from Wales to Maloney's London base, armed with gifts and flowers, and spelled out his case.</w:t>
+        <w:br/>
+        <w:t>"You might have changed sex, but you haven't had a brain transplant, have you?" was his most persistent argument.</w:t>
+        <w:br/>
+        <w:t>"If anyone chooses to be backward in their thinking and have a problem with me or Kellie, it is their loss," Jones said. "As Frank she was smart enough and determined enough to reach the top in British boxing. I see it as a privilege to be working with her."</w:t>
+        <w:br/>
+        <w:t>Yet Maloney thinks America could be where her future lies. Caitlyn Jenner's journey at the very least helped the transgender community gain a broader base of understanding.</w:t>
+        <w:br/>
+        <w:t>"I don't want to just come to America, I want to conquer America," Maloney said, "What would I bring? Professionalism, but also some humor, some color, and show that your background and history doesn't matter."</w:t>
+        <w:br/>
+        <w:t>Ambition not lacking</w:t>
+        <w:br/>
+        <w:t>While Maloney does not actively seek to be a role model for the transgender community, she understands the seriousness of the issues many face. That is why, when it was suggested by  British journalists that Frank Maloney becoming a woman was a publicity stunt, Kellie was deeply wounded. "Stupid," she said.</w:t>
+        <w:br/>
+        <w:t>Publicity and attention are now no more than byproducts of Maloney's profession. "I used to love it," she said. "Talking for the sake of talking, getting myself in the papers." Yet while Kellie lacks the almost maniacal drive of Frank, she is not shy of ambition.</w:t>
+        <w:br/>
+        <w:t>"If Kellie could achieve half of what Frank did, that would be amazing," Maloney said. "I have this inner desire to achieve something. I'd love to go back to Las Vegas or New York with a fighter."</w:t>
+        <w:br/>
+        <w:t>As sunset drops over Maloney's back patio, she chuckles that, in terms of attire at least, Kellie is far more conformist that Frank.</w:t>
+        <w:br/>
+        <w:t>But what, she wonders, would the reception be like at a huge Vegas fight night, from a packed crowd fueled by alcohol and blood lust? Sure, Jenner was applauded at the ESPYs, but that was a black-tied throng on its best behavior.</w:t>
+        <w:br/>
+        <w:t>Boxing would seem to be as tough an environment for a transgender individual as there could be.</w:t>
+        <w:br/>
+        <w:t>"There is a particular testosterone level in any kind of combat sport," said Cyd Ziegler, a co-founder of Outsports.com. "It's the reason you don't have many female promoters, period, forget about trans women. If Kellie returns, she will be breaking down a lot of barriers and turning a lot of heads. She has the opportunity to really blaze a trail."</w:t>
+        <w:br/>
+        <w:t>Don King, 84, knows how to turn any question into a promotional opportunity, and years ago he would rarely miss a chance to needle Maloney. But when asked about his former rival, King threw his head back and smiled.</w:t>
+        <w:br/>
+        <w:t>"There is nothing negative I could ever say about Kellie," said King, who has not seen Maloney since transition. "Frank was a great manager and a great promoter, and we had some wonderful promotions. Kellie's decision was honest. Nobody ever had to know. You have to respect her for that, and I do."</w:t>
+        <w:br/>
+        <w:t>Boxing matchmaker Jon Pegg hired extra security for a fight card in England that Maloney attended, fearing there could be hostility or violence. It was in a working-class area of a working-class city, Birmingham, but Maloney was treated with courtesy and no small sense of admiration.</w:t>
+        <w:br/>
+        <w:t>"I didn't know what to expect, but when I saw people coming up and wishing Kellie well, that's when I thought that this is really going to turn out all right," Pegg said. "To be honest, I actually like Kellie a lot more than Frank -- she's a lot nicer. I think the boxing community will get to see that, too."</w:t>
+        <w:br/>
+        <w:t>Finding humor in saga</w:t>
+        <w:br/>
+        <w:t>Maloney is still nervous but expects to attend more and bigger boxing events in the near future.</w:t>
+        <w:br/>
+        <w:t>"You never know what is going to happen," she said. "I have been in that world of boxing. I have heard the comments about women and seen the lack of respect. At times, I was part of it myself, and I am ashamed of that."</w:t>
+        <w:br/>
+        <w:t>The  fear of rejection is a constant companion for members of the transgender community. The goal of most transgender individuals is to "pass" -- when a person who has transitioned from the opposite sex goes unnoticed in public settings.</w:t>
+        <w:br/>
+        <w:t>Yet there is a paradox. Maloney has done a stint on the UK's Celebrity Big Brother television show and is  aware that future success in boxing will only lead to her being recognized more often. And, contrary to the wish of most every transgender person, each of those people will know she was once Frank.</w:t>
+        <w:br/>
+        <w:t>"It is hard to pinpoint why, but in my mind that is different," Maloney said. "If someone knows I am a transsexual because they recognize me as Kellie and know I used to be Frank, that is fine. I would much rather that than someone seeing me as just another person and thinking that I am a man in women's clothes or something."</w:t>
+        <w:br/>
+        <w:t>At dinner with a small group of friends in a restaurant by the marina in the seaside town of Vilamoura, Maloney is equal parts philosopher and humorist.</w:t>
+        <w:br/>
+        <w:t>"Time will tell how this all works out," she said, raising a glass to toast the table. "But time means something else now, because my life is so different. Most people can't understand because they've always lived their life as themselves. That didn't start for me until very recently."</w:t>
+        <w:br/>
+        <w:t>As life has found some stability, Maloney has managed to find the funny side in the whole saga, and when it comes to telling raucous and often dirty jokes, Kellie has lost none of Frank's legendary wit.</w:t>
+        <w:br/>
+        <w:t>Lowering her voice as if to share a secret, she regales about being recently propositioned by a married Irish golfing tourist, who, with a  cheesy pickup line, promised that "a surprise" awaited if Maloney accompanied him back to his hotel.</w:t>
+        <w:br/>
+        <w:t>"Not as big as the surprise he'd have got," she deadpanned, as the group descended into hoots of laughter.</w:t>
+        <w:br/>
+        <w:t>And with them Kellie Maloney laughs along, not just at the story but at her new freedom. It is the laugh of a promoter who maybe has a future she never thought possible, in a body she never thought she'd have.</w:t>
+        <w:br/>
+        <w:t>Boxing is the most uncompromising and brutal of sports, its political corridors more vicious than the ring itself. But it is not somewhere to fear for Maloney, not now, not after what has come before it.</w:t>
+        <w:br/>
+        <w:t xml:space="preserve">Rogers also reported from Las Vegas. </w:t>
         <w:br/>
         <w:br/>
         <w:t>Graphic</w:t>
@@ -75,11 +185,7 @@
         <w:br/>
         <w:t xml:space="preserve"> </w:t>
         <w:br/>
-        <w:t>PHOTO; color, Rob Brown, USA TODAY</w:t>
-        <w:br/>
-        <w:t xml:space="preserve"> </w:t>
-        <w:br/>
-        <w:t>CUTLINE: BRANAGH ON THE MOVE: He and wife Emma Thompson play dual roles in 'Dead Again,' a Hitchcockian story of two people solving a murder in their previous lives. It opens Friday.</w:t>
+        <w:t>photo Mark Runnacles, Getty Images</w:t>
       </w:r>
     </w:p>
     <w:sectPr>

--- a/example_articles/countries/United Kingdom/6.countries_United Kingdom_Other_publisher.docx
+++ b/example_articles/countries/United Kingdom/6.countries_United Kingdom_Other_publisher.docx
@@ -7,7 +7,7 @@
         <w:pStyle w:val="Heading1"/>
       </w:pPr>
       <w:r>
-        <w:t>Transgender promoter gets back in the game; Maloney hopes to find acceptance in boxing world</w:t>
+        <w:t>Off-Broadway productions give holidays an edge 'Pride's Crossing' founders, ambitious 'Mojo' rocks and 'Clue: The Musical' is a puzzlement</w:t>
       </w:r>
     </w:p>
     <w:p>
@@ -17,17 +17,17 @@
     </w:p>
     <w:p>
       <w:r>
-        <w:t>Date: 2015-09-15</w:t>
+        <w:t>Date: 1997-12-11</w:t>
       </w:r>
     </w:p>
     <w:p>
       <w:r>
-        <w:t>Section: SPORTS; Pg. 1C</w:t>
+        <w:t>Section: LIFE;; STAGE REVIEWS</w:t>
       </w:r>
     </w:p>
     <w:p>
       <w:r>
-        <w:t>Source file: Other publishers/Files (500) (17).DOCX</w:t>
+        <w:t>Source file: Other publishers/Files (500) (24).DOCX</w:t>
       </w:r>
     </w:p>
     <w:p>
@@ -49,135 +49,151 @@
     </w:p>
     <w:p>
       <w:r>
-        <w:t>America might have been ready for Bruce Jenner to become Caitlyn, accompanied by a flurry of tabloid breathlessness, a moving ESPYs speech, a sexualized photo shoot and, of course, a reality TV show. But is the most male and macho of sporting disciplines,  boxing, prepared for a transgender figure of prominence?</w:t>
+        <w:t>NEW YORK -- The season has shoppers and sightseers pouring into</w:t>
         <w:br/>
-        <w:t>Kellie Maloney is ready to find out.</w:t>
+        <w:t>New York, and the theater world is going into overdrive trying</w:t>
         <w:br/>
-        <w:t>Maloney, 62, formerly was Frank Maloney, an outrageous British promoter who helped guide Lennox Lewis to the undisputed world heavyweight championship.</w:t>
+        <w:t>to capture their attention.</w:t>
         <w:br/>
-        <w:t>Standing 5-3 and often clad in a British flag designer suit, Maloney was an unlikely yet perfect sidekick to aloof Lewis and an equally well-suited rival to promoter Don King, who christened Maloney the "pugilistic pygmy" and a "mental midget."</w:t>
+        <w:t>But the offerings aren't necessarily warm-fuzzy variations on</w:t>
         <w:br/>
-        <w:t>When Maloney decided two years ago to begin the process toward  gender reassignment and publicly identify as a woman, she thought it would be the end of her boxing career.</w:t>
+        <w:t>It's a Wonderful Life: Off-Broadway producers know that</w:t>
         <w:br/>
-        <w:t>Yet somewhere along a tortured path that involved a Christmas Day suicide attempt, 23 surgical procedures including one that left Maloney in a four-day coma, a surprise plea from an enlightened young boxer and current celebrity status as Britain's "Caitlyn," a reality set in. For all Frank Maloney accomplished, Kellie Maloney has her own dreams wrapped up in the spit, sawdust and showbiz that is boxing and is ready to get after them.</w:t>
+        <w:t>some people would rather spend the holidays in a coal mine than</w:t>
         <w:br/>
-        <w:t>"Everything is new when you become a woman," Maloney told USA TODAY Sports as she sipped wine on the terrace of her Portuguese villa and petted her  docile Airedale terriers, Louie and Winnie. "You learn to sit differently, cross your legs differently, stand up differently, eat and chew differently. I'm loving this. I'm now the person I needed to be. But change is part of it, every day."</w:t>
+        <w:t>sit through the Radio City Music Hall Christmas Spectacular. So</w:t>
         <w:br/>
-        <w:t>Professionally, she also is in untested waters, fearful of abuse and rejection but refusing to be shooed away by it. The unbridled cruelty of social media assailants aside, Maloney has generally enjoyed support and got a good-natured response when she recently ventured to a small  British boxing show.</w:t>
+        <w:t>off-Broadway has established its own theatrical festivities --</w:t>
         <w:br/>
-        <w:t>"I want to get back into boxing for me," she said. "Just to show that I can. To get that sense of achievement again. It is scary, but it is exciting. I am not afraid of failing, because I don't think I will. What I don't want is rejection, being seen as a freak or a pervert or a weirdo."</w:t>
+        <w:t>some great, some awful -- that those audiences can take refuge</w:t>
         <w:br/>
-        <w:t>'Frank was losing battle'</w:t>
+        <w:t>in.</w:t>
         <w:br/>
-        <w:t>Maloney's second home cosies up to the hills above the coastal resorts of the Algarve, Portugal's southern sunshine haven, and is found via a  maze of angular streets and pathways.</w:t>
+        <w:t>There are even stars. Judith Ivey just wrapped up A Madhouse</w:t>
         <w:br/>
-        <w:t>It was amid these breathtaking surrounds where Frank Maloney hid from the world and wrestled with his identity, and where Kellie Maloney was  born.</w:t>
+        <w:t>at Goa, a sordid Tennessee Williams knockoff written by Bent</w:t>
         <w:br/>
-        <w:t>Even when Lewis ruled the heavyweight class in the late 1990s, Maloney  would sneak out of training camps in the Pocono mountains and visit a sex shop to buy transgender magazines, bypassing the pornographic material in search of articles that shed  light on gender dysphoria.</w:t>
+        <w:t>author Martin Sherman that was so thin its star was all but</w:t>
         <w:br/>
-        <w:t>In Las Vegas, Maloney would buy women's clothes, then discard them. In New York, there were visits to Miss Vera's Finishing School For Boys Who Want To Be Girls, a center for the transgender community. Into  Maloney's late 40s, the feelings of identifying as female were gaining in strength and clarity.</w:t>
+        <w:t>reduced to baying at the moon. But the Irish Repertory Theater</w:t>
         <w:br/>
-        <w:t>"Frank was losing the battle," Maloney said. "Kellie was taking over."</w:t>
+        <w:t>has a much-loved revival of George Bernard Shaw's Major Barbara,</w:t>
         <w:br/>
-        <w:t>The pain of living a  lie was permanent, and it only served to further spike Maloney's  irascible nature.</w:t>
+        <w:t>a piquant, protofeminist comedy starring the captivating Melissa</w:t>
         <w:br/>
-        <w:t>"I knew Frank for a long time, but he never struck me as a person who was comfortable or content with himself," boxing promoter Kathy Duva said. "I could never put my finger on it, but now we know why."</w:t>
+        <w:t>Errico (the leading lady in Broadway's High Society revival).</w:t>
         <w:br/>
-        <w:t>Maloney began to privately live as a woman in 2011, taking a second home where she kept clothing and secretly ventured into public spaces. It allowed her to gain confidence, but it wasn't as simple as that.</w:t>
+        <w:t>Frank Langella stars in a controversial, stripped-down version</w:t>
         <w:br/>
-        <w:t>On Christmas Day 2012, Maloney became locked in a heated argument with then-wife Tracey, drank heavily and retreated to a bathroom and downed whatever pills came to hand. Later, after telling Tracey and their three daughters he was going for a walk, Maloney collapsed in the street, a bleak experience Kellie describes as the tipping point in her gender reassignment decision.</w:t>
+        <w:t>of the durable Cyrano de Bergerac. There are also established</w:t>
         <w:br/>
-        <w:t>Early in 2013, Maloney started hormone therapy, followed by surgery later in the year. In all, she had four operations, including the 23 surgical procedures, one of which left her in a coma because of difficulties in stemming bleeding during a facial procedure.</w:t>
+        <w:t>off-Broadway hits, such as Mere Mortals -- six short comedies</w:t>
         <w:br/>
-        <w:t>In August 2014, with the British tabloids threatening to out her, Maloney went public, and seven months later she completed her gender reassignment.</w:t>
+        <w:t>by All in the Timing author David Ives -- and As Bees</w:t>
         <w:br/>
-        <w:t>"It was very up and down at first, very emotional, and there was a lot to try to understand and accept," said Maloney's eldest daughter, 39-year-old Emma Young. "There are still times when it is a challenge, when I think it would have all been easier if my dad was a (postal worker) or something and not well known and we could have gone through all this in private. But our relationship is definitely stronger and closer now."</w:t>
+        <w:t>in Honey Drown, an urban comedy about the ultimate con woman,</w:t>
         <w:br/>
-        <w:t>Maloney met Duva on a recent trip to New York and was encouraged to join the small but determined group of women working in American boxing. She agreed with Duva's assessment of her former self.</w:t>
+        <w:t>by Douglas Carter Beane.</w:t>
         <w:br/>
-        <w:t>"I don't like to talk about myself in the third person, that's for boxers," Maloney said with a chuckle. "But Kellie is calmer than Frank. Frank was an annoying little bastard."</w:t>
+        <w:t>More recent entries are as follows:</w:t>
         <w:br/>
-        <w:t>Flamboyant history</w:t>
+        <w:t>-- Pride's Crossing (# # 1/2 out of four):It promises something offbeat, but this new play by Tina Howe</w:t>
         <w:br/>
-        <w:t>Back in the day, betting against Frank Maloney was no wise move. As a largely unknown London promoter, he took on Olympic champion Lewis after the fighter's gold medal performance in the 1988 Seoul Games, and life thereafter changed forever.</w:t>
+        <w:t>at Lincoln Center about an English Channel champion swimmer needs</w:t>
         <w:br/>
-        <w:t>Maloney took private jets, got the best tables at the finest eateries and was often seen ringside, a frenetic hive of activity accompanied by a playboy image that Maloney fostered to hide the pain of being a "woman trapped inside a man's body." Since childhood, Maloney had "felt different" and says she realized as a teenager she belonged as a woman when reading an article about transsexual model April Ashley.</w:t>
+        <w:t>serious rescuing. It gets it from Tony-winner Cherry Jones, who</w:t>
         <w:br/>
-        <w:t>Finding the solution took nearly 50 years.</w:t>
+        <w:t>plays the 90-something swimmer looking at her life and lost love</w:t>
         <w:br/>
-        <w:t>"Frank is dead, and Kellie is reborn," Maloney said. "I'm proud of what Frank achieved, but the more I live like this it feels like it happened to someone else."</w:t>
+        <w:t>in a series of flashbacks.</w:t>
         <w:br/>
-        <w:t>Frank Maloney's tempestuous nature and flair for publicity often led to hilarious results. Maloney was so incensed when Lewis' first fight with Evander Holyfield ended in a draw -- a decision most thought was unfairly generous to the American -- Maloney urged the British government to break off diplomatic relations with the United States.</w:t>
+        <w:t>The author of Painting Churches, Howe delivers a painfully</w:t>
         <w:br/>
-        <w:t>There were madcap adventures, raucous nights out, parties galore. Things will be a little more low-key when Kellie comes back to do business in America.</w:t>
+        <w:t>conventional play in which periodic bursts of childish energy</w:t>
         <w:br/>
-        <w:t>Modern American boxing is ruled by some giant forces; the HBO and Showtime networks control the purse strings; and the sport's managerial guru, Al Haymon, seems to have his hand in everything.</w:t>
+        <w:t>serve as relief from the sort of old-lady cliches that most old</w:t>
         <w:br/>
-        <w:t>"That's all true," Maloney said. "But if you find the right fighter, you get your chance. I did that before. I can do it again."</w:t>
+        <w:t>ladies I know can't stand. Worse, the central metaphor is a croquet</w:t>
         <w:br/>
-        <w:t>Maloney promotes three fighters, all British-based, including Tony Jones, a light welterweight with a 2-0  record. Last year, Jones decided he wanted Maloney to guide his career and made repeated pleas via social media, email and telephone.</w:t>
+        <w:t>match, symbolizing a return to lost gentility with a supposedly</w:t>
         <w:br/>
-        <w:t>Maloney was set on retirement, so in a final attempt, Jones drove from Wales to Maloney's London base, armed with gifts and flowers, and spelled out his case.</w:t>
+        <w:t>cathartic moment when the players realize rules are optional.</w:t>
         <w:br/>
-        <w:t>"You might have changed sex, but you haven't had a brain transplant, have you?" was his most persistent argument.</w:t>
+        <w:t>All male characters are either buffoons, violent drunks or ridiculously</w:t>
         <w:br/>
-        <w:t>"If anyone chooses to be backward in their thinking and have a problem with me or Kellie, it is their loss," Jones said. "As Frank she was smart enough and determined enough to reach the top in British boxing. I see it as a privilege to be working with her."</w:t>
+        <w:t>idealized.</w:t>
         <w:br/>
-        <w:t>Yet Maloney thinks America could be where her future lies. Caitlyn Jenner's journey at the very least helped the transgender community gain a broader base of understanding.</w:t>
+        <w:t>And so Jones' triumph is even more remarkable. After the fine</w:t>
         <w:br/>
-        <w:t>"I don't want to just come to America, I want to conquer America," Maloney said, "What would I bring? Professionalism, but also some humor, some color, and show that your background and history doesn't matter."</w:t>
+        <w:t>gradations of restraint in her award-winning performance in The</w:t>
         <w:br/>
-        <w:t>Ambition not lacking</w:t>
+        <w:t>Heiress, Jones goes into this role full tilt, playing her</w:t>
         <w:br/>
-        <w:t>While Maloney does not actively seek to be a role model for the transgender community, she understands the seriousness of the issues many face. That is why, when it was suggested by  British journalists that Frank Maloney becoming a woman was a publicity stunt, Kellie was deeply wounded. "Stupid," she said.</w:t>
+        <w:t>character at a variety of ages and flashbacks without makeup or</w:t>
         <w:br/>
-        <w:t>Publicity and attention are now no more than byproducts of Maloney's profession. "I used to love it," she said. "Talking for the sake of talking, getting myself in the papers." Yet while Kellie lacks the almost maniacal drive of Frank, she is not shy of ambition.</w:t>
+        <w:t>wigs, using only voice and posture, aided by the luminous, fluid</w:t>
         <w:br/>
-        <w:t>"If Kellie could achieve half of what Frank did, that would be amazing," Maloney said. "I have this inner desire to achieve something. I'd love to go back to Las Vegas or New York with a fighter."</w:t>
+        <w:t>production directed by Jack O'Brien. She exudes a swimmer's physicality</w:t>
         <w:br/>
-        <w:t>As sunset drops over Maloney's back patio, she chuckles that, in terms of attire at least, Kellie is far more conformist that Frank.</w:t>
+        <w:t>in the younger scenes and has a Katharine Hepburn flintiness in</w:t>
         <w:br/>
-        <w:t>But what, she wonders, would the reception be like at a huge Vegas fight night, from a packed crowd fueled by alcohol and blood lust? Sure, Jenner was applauded at the ESPYs, but that was a black-tied throng on its best behavior.</w:t>
+        <w:t>the older ones. At every turn, you badly want her to win at whatever</w:t>
         <w:br/>
-        <w:t>Boxing would seem to be as tough an environment for a transgender individual as there could be.</w:t>
+        <w:t>challenge is before her, which gives the play a source of heat</w:t>
         <w:br/>
-        <w:t>"There is a particular testosterone level in any kind of combat sport," said Cyd Ziegler, a co-founder of Outsports.com. "It's the reason you don't have many female promoters, period, forget about trans women. If Kellie returns, she will be breaking down a lot of barriers and turning a lot of heads. She has the opportunity to really blaze a trail."</w:t>
+        <w:t>that the writing lacks and occasionally helps it sputter to life.</w:t>
         <w:br/>
-        <w:t>Don King, 84, knows how to turn any question into a promotional opportunity, and years ago he would rarely miss a chance to needle Maloney. But when asked about his former rival, King threw his head back and smiled.</w:t>
+        <w:t>-- Mojo (# # #): Look out for this one.</w:t>
         <w:br/>
-        <w:t>"There is nothing negative I could ever say about Kellie," said King, who has not seen Maloney since transition. "Frank was a great manager and a great promoter, and we had some wonderful promotions. Kellie's decision was honest. Nobody ever had to know. You have to respect her for that, and I do."</w:t>
+        <w:t>Volatile and uncompromising, this play at the Atlantic Theater</w:t>
         <w:br/>
-        <w:t>Boxing matchmaker Jon Pegg hired extra security for a fight card in England that Maloney attended, fearing there could be hostility or violence. It was in a working-class area of a working-class city, Birmingham, but Maloney was treated with courtesy and no small sense of admiration.</w:t>
+        <w:t>Company by the promising British playwright Jez Butterworth explores</w:t>
         <w:br/>
-        <w:t>"I didn't know what to expect, but when I saw people coming up and wishing Kellie well, that's when I thought that this is really going to turn out all right," Pegg said. "To be honest, I actually like Kellie a lot more than Frank -- she's a lot nicer. I think the boxing community will get to see that, too."</w:t>
+        <w:t>the lowlife world of rock clubs in the 1950s: Suddenly, a bunch</w:t>
         <w:br/>
-        <w:t>Finding humor in saga</w:t>
+        <w:t>of ne'er-do-wells have a star on their hands and the competition</w:t>
         <w:br/>
-        <w:t>Maloney is still nervous but expects to attend more and bigger boxing events in the near future.</w:t>
+        <w:t>that comes with it. Thus, hanging onto him becomes a life-and-death</w:t>
         <w:br/>
-        <w:t>"You never know what is going to happen," she said. "I have been in that world of boxing. I have heard the comments about women and seen the lack of respect. At times, I was part of it myself, and I am ashamed of that."</w:t>
+        <w:t>siege with all sorts of shifting alliances and secret motives.</w:t>
         <w:br/>
-        <w:t>The  fear of rejection is a constant companion for members of the transgender community. The goal of most transgender individuals is to "pass" -- when a person who has transitioned from the opposite sex goes unnoticed in public settings.</w:t>
+        <w:t>It's part of a movement in England toward ultrarealistic, working-class</w:t>
         <w:br/>
-        <w:t>Yet there is a paradox. Maloney has done a stint on the UK's Celebrity Big Brother television show and is  aware that future success in boxing will only lead to her being recognized more often. And, contrary to the wish of most every transgender person, each of those people will know she was once Frank.</w:t>
+        <w:t>theater; in fact, there are times you can barely understand the</w:t>
         <w:br/>
-        <w:t>"It is hard to pinpoint why, but in my mind that is different," Maloney said. "If someone knows I am a transsexual because they recognize me as Kellie and know I used to be Frank, that is fine. I would much rather that than someone seeing me as just another person and thinking that I am a man in women's clothes or something."</w:t>
+        <w:t>dialogue thanks to the thick accents. But you still get the essence</w:t>
         <w:br/>
-        <w:t>At dinner with a small group of friends in a restaurant by the marina in the seaside town of Vilamoura, Maloney is equal parts philosopher and humorist.</w:t>
+        <w:t>of the dramatic situation. Performances are as raucous, vital</w:t>
         <w:br/>
-        <w:t>"Time will tell how this all works out," she said, raising a glass to toast the table. "But time means something else now, because my life is so different. Most people can't understand because they've always lived their life as themselves. That didn't start for me until very recently."</w:t>
+        <w:t>and intriguing as the writing, especially Clark Gregg as the arrogant,</w:t>
         <w:br/>
-        <w:t>As life has found some stability, Maloney has managed to find the funny side in the whole saga, and when it comes to telling raucous and often dirty jokes, Kellie has lost none of Frank's legendary wit.</w:t>
+        <w:t>sadistic Baby. This is the theatrical counterpart to punk rock.</w:t>
         <w:br/>
-        <w:t>Lowering her voice as if to share a secret, she regales about being recently propositioned by a married Irish golfing tourist, who, with a  cheesy pickup line, promised that "a surprise" awaited if Maloney accompanied him back to his hotel.</w:t>
+        <w:t>-- Clue: The Musical (#): At one point,</w:t>
         <w:br/>
-        <w:t>"Not as big as the surprise he'd have got," she deadpanned, as the group descended into hoots of laughter.</w:t>
+        <w:t>one of the characters in this show at the ultra-intimate Players</w:t>
         <w:br/>
-        <w:t>And with them Kellie Maloney laughs along, not just at the story but at her new freedom. It is the laugh of a promoter who maybe has a future she never thought possible, in a body she never thought she'd have.</w:t>
+        <w:t>Theater in Greenwich Village stomps off to play Monopoly, which</w:t>
         <w:br/>
-        <w:t>Boxing is the most uncompromising and brutal of sports, its political corridors more vicious than the ring itself. But it is not somewhere to fear for Maloney, not now, not after what has come before it.</w:t>
+        <w:t>is the one moment that makes sense. Unlike Monopoly, Clue has</w:t>
         <w:br/>
-        <w:t xml:space="preserve">Rogers also reported from Las Vegas. </w:t>
+        <w:t>characters, but since their main identifying characteristic is</w:t>
+        <w:br/>
+        <w:t>the color of their clothes, they don't make good theater (even</w:t>
+        <w:br/>
+        <w:t>if Wysandria Woolsey turns Mrs. Peacock into Joan Collins). The</w:t>
+        <w:br/>
+        <w:t>victim tells you at the beginning that he's going to die, and</w:t>
+        <w:br/>
+        <w:t>it's just not interesting to hear the suspects bicker about rooms,</w:t>
+        <w:br/>
+        <w:t>weapons and motives. The music by Galen Blum, Wayne Barker, Vinnie</w:t>
+        <w:br/>
+        <w:t>Martucci and Tom Chiodo is valuable mostly because it offers respite</w:t>
+        <w:br/>
+        <w:t>from Peter DePietro's book, which for some reason lapses into</w:t>
+        <w:br/>
+        <w:t>doggerel verse.</w:t>
         <w:br/>
         <w:br/>
         <w:t>Graphic</w:t>
@@ -185,7 +201,7 @@
         <w:br/>
         <w:t xml:space="preserve"> </w:t>
         <w:br/>
-        <w:t>photo Mark Runnacles, Getty Images</w:t>
+        <w:t>PHOTO, Color, Ken Howard; PHOTO, Color, Carol Rosegg</w:t>
       </w:r>
     </w:p>
     <w:sectPr>

--- a/example_articles/countries/United Kingdom/6.countries_United Kingdom_Other_publisher.docx
+++ b/example_articles/countries/United Kingdom/6.countries_United Kingdom_Other_publisher.docx
@@ -7,7 +7,7 @@
         <w:pStyle w:val="Heading1"/>
       </w:pPr>
       <w:r>
-        <w:t>Off-Broadway productions give holidays an edge 'Pride's Crossing' founders, ambitious 'Mojo' rocks and 'Clue: The Musical' is a puzzlement</w:t>
+        <w:t>ANDREA BOCELLI PAVES WAY FOR YOUNG TENORS</w:t>
       </w:r>
     </w:p>
     <w:p>
@@ -17,17 +17,17 @@
     </w:p>
     <w:p>
       <w:r>
-        <w:t>Date: 1997-12-11</w:t>
+        <w:t>Date: 2003-01-02</w:t>
       </w:r>
     </w:p>
     <w:p>
       <w:r>
-        <w:t>Section: LIFE;; STAGE REVIEWS</w:t>
+        <w:t>Section: ARTS &amp; ENTERTAINMENT,</w:t>
       </w:r>
     </w:p>
     <w:p>
       <w:r>
-        <w:t>Source file: Other publishers/Files (500) (24).DOCX</w:t>
+        <w:t>Source file: Other publishers/Files (500) (26).DOCX</w:t>
       </w:r>
     </w:p>
     <w:p>
@@ -49,159 +49,41 @@
     </w:p>
     <w:p>
       <w:r>
-        <w:t>NEW YORK -- The season has shoppers and sightseers pouring into</w:t>
+        <w:t>To those who believe there is and should only be one Andrea Bocelli, stop reading, immediately. If you don't, you'll be sorry.</w:t>
         <w:br/>
-        <w:t>New York, and the theater world is going into overdrive trying</w:t>
+        <w:t xml:space="preserve"> While the Tuscan tenor has inspired a following so devoted it borders on being monotheistic, his success has sired a new musical genre and a host of fresh faces. Known as pop tenors, PBS tenors or Baby Bocellis, these young talents include Mario Frangoulis, Josh Groban and Russell Watson, each with a distinct personality but key Bocellian elements in common: a cosmopolitan, semioperatic repertoire; an inspiring background story; and a kinder, gentler sex appeal.</w:t>
         <w:br/>
-        <w:t>to capture their attention.</w:t>
+        <w:t>Bocelli and his brood have awakened the sleeping giant of the recording industry: devoted adult fans. In regions of Billboard magazine's Top 200 chart that are normally dominated by Eminem and Nirvana, Groban's eponymous disc peaked at No. 8 this fall, selling a million-plus copies. Bocelli is way ahead: He has five multi-platinum discs ("Romanza" sold 17 million in the United States) and his new "Sentimento" debuted on Nov. 23's Top 200 chart at No. 12. Watson and Frangoulis aren't there at the moment, but their respective albums, "Encore" and "Sometimes I Dream," are crowding one another on the Top 5 of the classical crossover chart.</w:t>
         <w:br/>
-        <w:t>But the offerings aren't necessarily warm-fuzzy variations on</w:t>
+        <w:t xml:space="preserve"> Most curious, though, is the genre's purposefully international flavor. Although American pop has mostly been an English-language medium, the Bocelli babies often slip into Italian.</w:t>
         <w:br/>
-        <w:t>It's a Wonderful Life: Off-Broadway producers know that</w:t>
+        <w:t xml:space="preserve"> "The music is so different from what people are listening to in a pop context," said Lisa Stevens, senior vice president of marketing for Sony Classical. "It's classical to people who aren't core classical buyers. Culturally, it's almost an aspirational kind of purchase."</w:t>
         <w:br/>
-        <w:t>some people would rather spend the holidays in a coal mine than</w:t>
+        <w:t xml:space="preserve"> Just about anyone could take to these artists, which means the potential fan base could hardly be more dispersed. How to find it? The prerequisite for success in this elusive world isn't so much a strong tenor voice as a strong but tender persona.</w:t>
         <w:br/>
-        <w:t>sit through the Radio City Music Hall Christmas Spectacular. So</w:t>
+        <w:t xml:space="preserve"> Female sympathy must be enlisted, and the poster boy, so far, is Groban, who was a student briefly at at Carnegie Mellon University and whose breakthrough was 18 months ago in an "Ally McBeal" episode in which he played a sensitive, tormented teenager who astonishes his prom with his angelic singing voice.</w:t>
         <w:br/>
-        <w:t>off-Broadway has established its own theatrical festivities --</w:t>
+        <w:t xml:space="preserve"> That's not real life, of course, but with Groban's soulful eyes, you could believe that it is. Frangoulis' story involves growing up in war-torn Rhodesia and fleeing to Greece, where he was raised by his aunt. It's dramatic. It's true. It's perfect.</w:t>
         <w:br/>
-        <w:t>some great, some awful -- that those audiences can take refuge</w:t>
+        <w:t xml:space="preserve"> Then there's the touched-by-an-angel quality. It's not enough for the voice to be beautiful; it must seem miraculous. In Bocelli's case, his early lack of performance polish heightened the sense that his talent hadn't been developed so much as it had been conferred from "on high."</w:t>
         <w:br/>
-        <w:t>in.</w:t>
+        <w:t xml:space="preserve"> Similarly, the 35-year-old Watson's working-class Manchester, England, background and the smoky men's clubs in which he sang were hardly the places to learn Puccini's "Nessun dorma." Yet he did. And Groban? He's 21. Few are so natural and guileless. The ultimate point of these qualities isn't sincerity, but authenticity.</w:t>
         <w:br/>
-        <w:t>There are even stars. Judith Ivey just wrapped up A Madhouse</w:t>
+        <w:t xml:space="preserve"> In contrast, the older Frangoulis (estimated by some to be in his early 30s) is the most experienced performer of the four, having studied at London's famous Guildhall School of Music and Drama, done time in the casts of "Les Miserables" and "Phantom of the Opera," and enjoyed stardom in Greece for years. His showmanship is so polished it's almost intimidating. Will the approachable, Byronic title of his new album, "Sometimes I Dream," compensate for that? Nobody knows.</w:t>
         <w:br/>
-        <w:t>at Goa, a sordid Tennessee Williams knockoff written by Bent</w:t>
+        <w:t xml:space="preserve"> In spite of best-laid plans, popularity in this genre is far from predictable -- or rational. You never know who will be seized upon, or why. Though opera snobs are said to hate Bocelli, there were some who proclaimed him from the beginning to have the prettiest voice in the business. Although Bocelli, now 44, has silenced many of his detractors with his positive vocal developments, less snobby opera people beg to differ.</w:t>
         <w:br/>
-        <w:t>author Martin Sherman that was so thin its star was all but</w:t>
+        <w:t xml:space="preserve"> Baby Bocelli fans seem to come from everywhere, but no place in particular, which makes selling these singers so hit-and-miss.</w:t>
         <w:br/>
-        <w:t>reduced to baying at the moon. But the Irish Repertory Theater</w:t>
+        <w:t xml:space="preserve"> "With these artists, you don't get the radio airplay. You don't have MTV," Stevens said. "PBS is one of the few outlets left. It has an older, more affluent viewer and, like [National Public Radio ], has people interested in more eclectic programming."</w:t>
         <w:br/>
-        <w:t>has a much-loved revival of George Bernard Shaw's Major Barbara,</w:t>
+        <w:t xml:space="preserve"> Another outlet is air travel. First-class passengers on American Airlines recently received a free Frangoulis CD sampler, and clips from his special are seen on in-flight programs. Recordings are sent out for play in posh restaurants and boutiques. The nightmare scenario is a depleted promotional budget, an exhausted staff, and a talent that flashes in the pan. And that's where these singers become truly unpredictable, because in this new genre, longevity is reached via different rules. For example, if his Nov. 23 special on PBS's "Great Performances" is any indication, Groban has an extremely narrow range. He sang one romantic ballad after another, with no variation in emotional tone.</w:t>
         <w:br/>
-        <w:t>a piquant, protofeminist comedy starring the captivating Melissa</w:t>
+        <w:t xml:space="preserve"> For anyone else, this would be a 10-minute career. Yet there's no indication that Groban has peaked. Barbra Streisand's much-ballyhooed mystery collaborator on her "Duets" album turned out to be … he.</w:t>
         <w:br/>
-        <w:t>Errico (the leading lady in Broadway's High Society revival).</w:t>
+        <w:t xml:space="preserve"> Is it possible that part of Groban's popularity comes from his offering such a consistent commodity? These performers are three-dimensional personalities offstage. Yet onstage, they are scrupulously one-dimensional, achieving a dependability that creates an emotional safety zone.</w:t>
         <w:br/>
-        <w:t>Frank Langella stars in a controversial, stripped-down version</w:t>
-        <w:br/>
-        <w:t>of the durable Cyrano de Bergerac. There are also established</w:t>
-        <w:br/>
-        <w:t>off-Broadway hits, such as Mere Mortals -- six short comedies</w:t>
-        <w:br/>
-        <w:t>by All in the Timing author David Ives -- and As Bees</w:t>
-        <w:br/>
-        <w:t>in Honey Drown, an urban comedy about the ultimate con woman,</w:t>
-        <w:br/>
-        <w:t>by Douglas Carter Beane.</w:t>
-        <w:br/>
-        <w:t>More recent entries are as follows:</w:t>
-        <w:br/>
-        <w:t>-- Pride's Crossing (# # 1/2 out of four):It promises something offbeat, but this new play by Tina Howe</w:t>
-        <w:br/>
-        <w:t>at Lincoln Center about an English Channel champion swimmer needs</w:t>
-        <w:br/>
-        <w:t>serious rescuing. It gets it from Tony-winner Cherry Jones, who</w:t>
-        <w:br/>
-        <w:t>plays the 90-something swimmer looking at her life and lost love</w:t>
-        <w:br/>
-        <w:t>in a series of flashbacks.</w:t>
-        <w:br/>
-        <w:t>The author of Painting Churches, Howe delivers a painfully</w:t>
-        <w:br/>
-        <w:t>conventional play in which periodic bursts of childish energy</w:t>
-        <w:br/>
-        <w:t>serve as relief from the sort of old-lady cliches that most old</w:t>
-        <w:br/>
-        <w:t>ladies I know can't stand. Worse, the central metaphor is a croquet</w:t>
-        <w:br/>
-        <w:t>match, symbolizing a return to lost gentility with a supposedly</w:t>
-        <w:br/>
-        <w:t>cathartic moment when the players realize rules are optional.</w:t>
-        <w:br/>
-        <w:t>All male characters are either buffoons, violent drunks or ridiculously</w:t>
-        <w:br/>
-        <w:t>idealized.</w:t>
-        <w:br/>
-        <w:t>And so Jones' triumph is even more remarkable. After the fine</w:t>
-        <w:br/>
-        <w:t>gradations of restraint in her award-winning performance in The</w:t>
-        <w:br/>
-        <w:t>Heiress, Jones goes into this role full tilt, playing her</w:t>
-        <w:br/>
-        <w:t>character at a variety of ages and flashbacks without makeup or</w:t>
-        <w:br/>
-        <w:t>wigs, using only voice and posture, aided by the luminous, fluid</w:t>
-        <w:br/>
-        <w:t>production directed by Jack O'Brien. She exudes a swimmer's physicality</w:t>
-        <w:br/>
-        <w:t>in the younger scenes and has a Katharine Hepburn flintiness in</w:t>
-        <w:br/>
-        <w:t>the older ones. At every turn, you badly want her to win at whatever</w:t>
-        <w:br/>
-        <w:t>challenge is before her, which gives the play a source of heat</w:t>
-        <w:br/>
-        <w:t>that the writing lacks and occasionally helps it sputter to life.</w:t>
-        <w:br/>
-        <w:t>-- Mojo (# # #): Look out for this one.</w:t>
-        <w:br/>
-        <w:t>Volatile and uncompromising, this play at the Atlantic Theater</w:t>
-        <w:br/>
-        <w:t>Company by the promising British playwright Jez Butterworth explores</w:t>
-        <w:br/>
-        <w:t>the lowlife world of rock clubs in the 1950s: Suddenly, a bunch</w:t>
-        <w:br/>
-        <w:t>of ne'er-do-wells have a star on their hands and the competition</w:t>
-        <w:br/>
-        <w:t>that comes with it. Thus, hanging onto him becomes a life-and-death</w:t>
-        <w:br/>
-        <w:t>siege with all sorts of shifting alliances and secret motives.</w:t>
-        <w:br/>
-        <w:t>It's part of a movement in England toward ultrarealistic, working-class</w:t>
-        <w:br/>
-        <w:t>theater; in fact, there are times you can barely understand the</w:t>
-        <w:br/>
-        <w:t>dialogue thanks to the thick accents. But you still get the essence</w:t>
-        <w:br/>
-        <w:t>of the dramatic situation. Performances are as raucous, vital</w:t>
-        <w:br/>
-        <w:t>and intriguing as the writing, especially Clark Gregg as the arrogant,</w:t>
-        <w:br/>
-        <w:t>sadistic Baby. This is the theatrical counterpart to punk rock.</w:t>
-        <w:br/>
-        <w:t>-- Clue: The Musical (#): At one point,</w:t>
-        <w:br/>
-        <w:t>one of the characters in this show at the ultra-intimate Players</w:t>
-        <w:br/>
-        <w:t>Theater in Greenwich Village stomps off to play Monopoly, which</w:t>
-        <w:br/>
-        <w:t>is the one moment that makes sense. Unlike Monopoly, Clue has</w:t>
-        <w:br/>
-        <w:t>characters, but since their main identifying characteristic is</w:t>
-        <w:br/>
-        <w:t>the color of their clothes, they don't make good theater (even</w:t>
-        <w:br/>
-        <w:t>if Wysandria Woolsey turns Mrs. Peacock into Joan Collins). The</w:t>
-        <w:br/>
-        <w:t>victim tells you at the beginning that he's going to die, and</w:t>
-        <w:br/>
-        <w:t>it's just not interesting to hear the suspects bicker about rooms,</w:t>
-        <w:br/>
-        <w:t>weapons and motives. The music by Galen Blum, Wayne Barker, Vinnie</w:t>
-        <w:br/>
-        <w:t>Martucci and Tom Chiodo is valuable mostly because it offers respite</w:t>
-        <w:br/>
-        <w:t>from Peter DePietro's book, which for some reason lapses into</w:t>
-        <w:br/>
-        <w:t>doggerel verse.</w:t>
-        <w:br/>
-        <w:br/>
-        <w:t>Graphic</w:t>
-        <w:br/>
-        <w:br/>
-        <w:t xml:space="preserve"> </w:t>
-        <w:br/>
-        <w:t>PHOTO, Color, Ken Howard; PHOTO, Color, Carol Rosegg</w:t>
+        <w:t xml:space="preserve"> Groban's mellow voice (you can't call him a tenor) promises dewy-eyed romanticism -- and nothing but. Watson offers a Dennis Quaid, cat-that-ate-the-canary sense of mischief. Frangoulis' chiseled face exudes virility, and there's a robust tenor in the bargain. Bocelli is the Italian poet with an ache in his voice.</w:t>
       </w:r>
     </w:p>
     <w:sectPr>
